--- a/worksheets/W10_查核任務與離線來源包_學生用.docx
+++ b/worksheets/W10_查核任務與離線來源包_學生用.docx
@@ -98,7 +98,7 @@
                 <w:color w:val="9A6700"/>
                 <w:sz w:val="22"/>
               </w:rPr>
-              <w:t>第一階段｜手機翻面 10 分鐘</w:t>
+              <w:t>第一階段｜🔒 不使用 AI｜手機翻面 10 分鐘</w:t>
             </w:r>
             <w:r>
               <w:rPr>
@@ -108,7 +108,7 @@
                 <w:color w:val="1A2340"/>
                 <w:sz w:val="21"/>
               </w:rPr>
-              <w:t xml:space="preserve">　只讀文字、拆出三句、圈出讓它像真的字詞。沒有依據先標 Y；不要搜尋。</w:t>
+              <w:t xml:space="preserve">　先保存第一眼判斷：只讀文字、拆出三句、圈出讓它像真的字詞。這一刻不搜尋、不問 AI。</w:t>
             </w:r>
           </w:p>
           <w:p>
@@ -125,7 +125,7 @@
                 <w:color w:val="1D4ED8"/>
                 <w:sz w:val="22"/>
               </w:rPr>
-              <w:t>第二階段｜個人開放工具查核 20 分鐘</w:t>
+              <w:t>第二階段｜🧭 AI 或紙本都可以｜沿同一條查核路 20 分鐘</w:t>
             </w:r>
             <w:r>
               <w:rPr>
@@ -135,7 +135,7 @@
                 <w:color w:val="1A2340"/>
                 <w:sz w:val="21"/>
               </w:rPr>
-              <w:t xml:space="preserve">　可用第 2 頁來源卡、搜尋或 AI；AI 可提搜尋詞與暫時判斷，但不是來源。須開啟實際來源，寫清支持範圍，再決定 G／Y／R。</w:t>
+              <w:t xml:space="preserve">　先看共同的查找方向，再由本人搜尋或查卡、打開原始資料，最後決定 G／Y／R。AI 與紙本都只提供方向，不是證據。</w:t>
             </w:r>
           </w:p>
         </w:tc>
@@ -1170,7 +1170,7 @@
                 <w:color w:val="1A2340"/>
                 <w:sz w:val="21"/>
               </w:rPr>
-              <w:t xml:space="preserve">　G 要同一句、同一分母、同一範圍；沒測量或資料不足留 Y；有資料直接衝突才是 R。</w:t>
+              <w:t xml:space="preserve">　G 要確認來源談的是同一件事、同一群人、同一種情況；沒測量或資料不足留 Y；有資料直接衝突才是 R。</w:t>
             </w:r>
           </w:p>
         </w:tc>
@@ -1199,7 +1199,7 @@
           <w:color w:val="1D4ED8"/>
           <w:sz w:val="22"/>
         </w:rPr>
-        <w:t>W10 / AMMO-03</w:t>
+        <w:t>W10 / EXTRA-03</w:t>
       </w:r>
     </w:p>
     <w:p>
@@ -1216,7 +1216,7 @@
           <w:color w:val="1A2340"/>
           <w:sz w:val="44"/>
         </w:rPr>
-        <w:t>學習法彈藥卡 A1–A3｜換彈藥</w:t>
+        <w:t>學習法加做題 A1–A3｜換一組主張</w:t>
       </w:r>
     </w:p>
     <w:p>
@@ -1233,7 +1233,7 @@
           <w:color w:val="5B6573"/>
           <w:sz w:val="22"/>
         </w:rPr>
-        <w:t>教師可指定替換主任務或當完成者加碼｜同一套工具：L1／L2／L3＋G／Y／R</w:t>
+        <w:t>教師可指定替換主任務或讓完成者加做｜和主任務走同一條查核路</w:t>
       </w:r>
     </w:p>
     <w:tbl>
@@ -1357,7 +1357,7 @@
           <w:color w:val="1A2340"/>
           <w:sz w:val="30"/>
         </w:rPr>
-        <w:t>手寫筆記比打字好？｜主力卡・全文素材</w:t>
+        <w:t>手寫筆記比打字好？｜全文練習</w:t>
       </w:r>
     </w:p>
     <w:p>
@@ -1545,7 +1545,7 @@
           <w:color w:val="1D4ED8"/>
           <w:sz w:val="22"/>
         </w:rPr>
-        <w:t>W10 / AMMO-04</w:t>
+        <w:t>W10 / EXTRA-04</w:t>
       </w:r>
     </w:p>
     <w:p>
@@ -1824,7 +1824,7 @@
                 <w:color w:val="1A2340"/>
                 <w:sz w:val="20"/>
               </w:rPr>
-              <w:t xml:space="preserve">　原始研究測的是什麼能力？測完多久還有效？受試者是誰？「變聰明」「短暫提升某種能力」「適合邊讀邊聽」是三個不同的主張，分開標色。</w:t>
+              <w:t xml:space="preserve">　最初的研究測的是什麼能力？測完多久還有效？參加研究的是誰？「變聰明」「短暫提升某種能力」「適合邊讀邊聽」是三個不同的主張，分開標色。</w:t>
             </w:r>
           </w:p>
         </w:tc>
@@ -1884,7 +1884,7 @@
                 <w:color w:val="1A2340"/>
                 <w:sz w:val="21"/>
               </w:rPr>
-              <w:t xml:space="preserve">　流傳得越廣，不代表證據越強。先問：原始研究測了什麼？複製研究怎麼說？外推到我身上跨了幾層？</w:t>
+              <w:t xml:space="preserve">　流傳得越廣，不代表證據越強。先問：最初的研究測了什麼？別人照同樣方法再做一次，結果一樣嗎？把少數人的結果套到更多人身上，跨了幾層？</w:t>
             </w:r>
           </w:p>
         </w:tc>

--- a/worksheets/W10_查核任務與離線來源包_學生用.docx
+++ b/worksheets/W10_查核任務與離線來源包_學生用.docx
@@ -125,7 +125,7 @@
                 <w:color w:val="1D4ED8"/>
                 <w:sz w:val="22"/>
               </w:rPr>
-              <w:t>第二階段｜🧭 AI 或紙本都可以｜沿同一條查核路 20 分鐘</w:t>
+              <w:t>第二階段｜🧭 AI 或紙本都可以｜沿同一條查核路 18 分鐘</w:t>
             </w:r>
             <w:r>
               <w:rPr>
@@ -1170,7 +1170,7 @@
                 <w:color w:val="1A2340"/>
                 <w:sz w:val="21"/>
               </w:rPr>
-              <w:t xml:space="preserve">　G 要確認來源談的是同一件事、同一群人、同一種情況；沒測量或資料不足留 Y；有資料直接衝突才是 R。</w:t>
+              <w:t xml:space="preserve">　G 要有支持；效果沒測量留 Y；R 要有直接衝突。若圈「這份資料已證明」，另核對它實際測了什麼。</w:t>
             </w:r>
           </w:p>
         </w:tc>
